--- a/docs/产品白皮书.docx
+++ b/docs/产品白皮书.docx
@@ -74,7 +74,7 @@
           <w:b w:val="0"/>
           <w:sz w:val="22"/>
         </w:rPr>
-        <w:t>2. 进入仪表盘，查看账号类型、积分和最近方案。</w:t>
+        <w:t>2. 进入仪表盘，查看账号类型、积分和最近方案。点击方案会打开对应的广告工作台记录，链接只接受安全的方案编号。</w:t>
       </w:r>
     </w:p>
     <w:p>

--- a/docs/产品白皮书.docx
+++ b/docs/产品白皮书.docx
@@ -312,6 +312,19 @@
           <w:sz w:val="22"/>
         </w:rPr>
         <w:t>缓存命中不扣分。连接失败退分。服务商 HTTP 错误不退分。</w:t>
+      </w:r>
+    </w:p>
+    <w:p>
+      <w:pPr>
+        <w:pStyle w:val="ListBullet"/>
+      </w:pPr>
+      <w:r>
+        <w:rPr>
+          <w:rFonts w:ascii="Microsoft YaHei" w:hAnsi="Microsoft YaHei" w:eastAsia="Microsoft YaHei"/>
+          <w:b w:val="0"/>
+          <w:sz w:val="22"/>
+        </w:rPr>
+        <w:t>旧工具的模型提示词带上已发生的花费、销售额、订单、点击和 ACOS。缺失的站点或 ASIN 不编造。提示词明确这些数字不是已节省金额。</w:t>
       </w:r>
     </w:p>
     <w:p/>

--- a/docs/产品白皮书.docx
+++ b/docs/产品白皮书.docx
@@ -74,7 +74,7 @@
           <w:b w:val="0"/>
           <w:sz w:val="22"/>
         </w:rPr>
-        <w:t>2. 进入仪表盘，查看账号类型、积分和最近方案。点击方案会打开对应的广告工作台记录，链接只接受安全的方案编号。</w:t>
+        <w:t>2. 进入仪表盘，查看账号类型、积分和最近方案。每条方案显示可核对的历史花费，并标明它不是已节省广告费。点击方案会打开对应的广告工作台记录，链接只接受安全的方案编号。</w:t>
       </w:r>
     </w:p>
     <w:p>

--- a/docs/产品白皮书.docx
+++ b/docs/产品白皮书.docx
@@ -84,7 +84,7 @@
           <w:b w:val="0"/>
           <w:sz w:val="22"/>
         </w:rPr>
-        <w:t>3. 进入广告工作台，完成报表到草稿的闭环。</w:t>
+        <w:t>3. 进入广告工作台。导入前能看到生成方案、示例和首次导出要消耗的积分；数字来自定价接口，缺失时不编造。</w:t>
       </w:r>
     </w:p>
     <w:p>

--- a/docs/产品白皮书.docx
+++ b/docs/产品白皮书.docx
@@ -84,7 +84,7 @@
           <w:b w:val="0"/>
           <w:sz w:val="22"/>
         </w:rPr>
-        <w:t>3. 进入广告工作台。导入前能看到生成方案、示例和首次导出要消耗的积分；数字来自定价接口，缺失时不编造。</w:t>
+        <w:t>3. 进入广告工作台。导入前能看到各项积分，以及当前余额够不够生成方案。数字来自定价接口和当前账号，缺失时不编造。</w:t>
       </w:r>
     </w:p>
     <w:p>

--- a/docs/产品白皮书.docx
+++ b/docs/产品白皮书.docx
@@ -84,7 +84,7 @@
           <w:b w:val="0"/>
           <w:sz w:val="22"/>
         </w:rPr>
-        <w:t>3. 进入广告工作台。导入前能看到各项积分，以及当前余额够不够生成方案。数字来自定价接口和当前账号，缺失时不编造。</w:t>
+        <w:t>3. 进入广告工作台。导入前能看到各项积分，以及当前余额够不够生成方案。示例、生成和导出成功后会重新读取余额。数字缺失时不编造。</w:t>
       </w:r>
     </w:p>
     <w:p>

--- a/docs/产品白皮书.docx
+++ b/docs/产品白皮书.docx
@@ -84,7 +84,7 @@
           <w:b w:val="0"/>
           <w:sz w:val="22"/>
         </w:rPr>
-        <w:t>3. 进入广告工作台。导入前能看到各项积分，以及当前余额够不够生成方案。示例、生成和导出成功后会重新读取余额。数字缺失时不编造。</w:t>
+        <w:t>3. 进入广告工作台。导入前能看到各项积分，以及当前余额够不够生成方案。余额明确不足时，生成、示例或首次导出按钮会禁用；余额未知时不禁用。示例、生成和导出成功后会重新读取余额。</w:t>
       </w:r>
     </w:p>
     <w:p>

--- a/docs/产品白皮书.docx
+++ b/docs/产品白皮书.docx
@@ -285,7 +285,7 @@
           <w:b w:val="0"/>
           <w:sz w:val="22"/>
         </w:rPr>
-        <w:t>模型调用：个人 Flash 10、其他 25；企业 Flash 6、其他 15。</w:t>
+        <w:t>模型调用：个人 Flash 10、其他 25；企业 Flash 6、其他 15。工作台按当前账号显示对应的 Flash 价格，企业价格缺失时不改用个人价格。</w:t>
       </w:r>
     </w:p>
     <w:p>

--- a/docs/产品白皮书.docx
+++ b/docs/产品白皮书.docx
@@ -335,7 +335,7 @@
           <w:b w:val="0"/>
           <w:sz w:val="22"/>
         </w:rPr>
-        <w:t>这些人民币数字是对齐公开档位的标价。当前充值接口的状态是 `demo_no_payment`，没有真实扣款。</w:t>
+        <w:t>这些人民币数字是对齐公开档位的标价。当前充值接口的状态是 `demo_no_payment`，没有真实扣款。仪表盘和积分页会根据接口说明当前是演示充值还是不能入账，不会把演示入账写成已支付。</w:t>
       </w:r>
     </w:p>
     <w:p/>

--- a/docs/产品白皮书.docx
+++ b/docs/产品白皮书.docx
@@ -84,7 +84,7 @@
           <w:b w:val="0"/>
           <w:sz w:val="22"/>
         </w:rPr>
-        <w:t>3. 进入广告工作台。导入前能看到各项积分，以及当前余额够不够生成方案。余额明确不足时，生成、示例或首次导出按钮会禁用；余额未知时不禁用。示例、生成和导出成功后会重新读取余额。</w:t>
+        <w:t>3. 进入广告工作台。导入前能看到各项积分，以及当前余额够不够生成方案。余额明确不足时，生成、示例或首次导出按钮会禁用；余额未知时不禁用。示例、生成和导出成功后会重新读取余额，页头的剩余积分同时更新。积分不是整数时显示未知，不编造。</w:t>
       </w:r>
     </w:p>
     <w:p>
